--- a/expoepics/Diploma_ExpoEpics.docx
+++ b/expoepics/Diploma_ExpoEpics.docx
@@ -2192,7 +2192,7 @@
         </w:rPr>
       </w:pPr>
     </w:p>
-    <w:p xmlns:wp14="http://schemas.microsoft.com/office/word/2010/wordml" wp14:textId="02197C6F">
+    <w:p xmlns:wp14="http://schemas.microsoft.com/office/word/2010/wordml" wp14:textId="1A56F246">
       <w:pPr>
         <w:pStyle w:val="BodyText"/>
         <w:rPr>
@@ -2212,7 +2212,7 @@
           <w:sz w:val="20"/>
           <w:szCs w:val="20"/>
         </w:rPr>
-        <w:t xml:space="preserve">                                              {FIRMA}</w:t>
+        <w:t xml:space="preserve">                                   {FIRMA}</w:t>
       </w:r>
       <w:r>
         <w:rPr>
